--- a/outputs/summaries/TEMPLATE_SUMMARY.docx
+++ b/outputs/summaries/TEMPLATE_SUMMARY.docx
@@ -44,7 +44,7 @@
         </w:p>
       </w:sdtContent>
     </w:sdt>
-    <w:bookmarkStart w:id="47" w:name="X0d05a4b8e9bef04b72b28e9d1552106669b3b49"/>
+    <w:bookmarkStart w:id="48" w:name="X0d05a4b8e9bef04b72b28e9d1552106669b3b49"/>
     <w:p>
       <w:pPr>
         <w:pStyle w:val="Heading1"/>
@@ -136,13 +136,13 @@
         </w:pict>
       </w:r>
     </w:p>
-    <w:bookmarkStart w:id="9" w:name="key-question"/>
+    <w:bookmarkStart w:id="9" w:name="executive-summary-1-2-minute-read"/>
     <w:p>
       <w:pPr>
         <w:pStyle w:val="Heading2"/>
       </w:pPr>
       <w:r>
-        <w:t xml:space="preserve">Key Question</w:t>
+        <w:t xml:space="preserve">Executive Summary (1-2 Minute Read)</w:t>
       </w:r>
     </w:p>
     <w:p>
@@ -150,7 +150,151 @@
         <w:pStyle w:val="FirstParagraph"/>
       </w:pPr>
       <w:r>
-        <w:t xml:space="preserve">[State the primary research question in 1-2 clear sentences]</w:t>
+        <w:rPr>
+          <w:b/>
+          <w:bCs/>
+        </w:rPr>
+        <w:t xml:space="preserve">Purpose</w:t>
+      </w:r>
+      <w:r>
+        <w:t xml:space="preserve">: [One sentence describing what this analysis examines]</w:t>
+      </w:r>
+    </w:p>
+    <w:p>
+      <w:pPr>
+        <w:pStyle w:val="BodyText"/>
+      </w:pPr>
+      <w:r>
+        <w:rPr>
+          <w:b/>
+          <w:bCs/>
+        </w:rPr>
+        <w:t xml:space="preserve">Key Findings</w:t>
+      </w:r>
+      <w:r>
+        <w:t xml:space="preserve">:</w:t>
+      </w:r>
+      <w:r>
+        <w:t xml:space="preserve"> </w:t>
+      </w:r>
+      <w:r>
+        <w:t xml:space="preserve">-</w:t>
+      </w:r>
+      <w:r>
+        <w:t xml:space="preserve"> </w:t>
+      </w:r>
+      <w:r>
+        <w:rPr>
+          <w:b/>
+          <w:bCs/>
+        </w:rPr>
+        <w:t xml:space="preserve">Finding 1</w:t>
+      </w:r>
+      <w:r>
+        <w:t xml:space="preserve">: [Brief, non-technical summary of most important finding]</w:t>
+      </w:r>
+      <w:r>
+        <w:t xml:space="preserve"> </w:t>
+      </w:r>
+      <w:r>
+        <w:t xml:space="preserve">-</w:t>
+      </w:r>
+      <w:r>
+        <w:t xml:space="preserve"> </w:t>
+      </w:r>
+      <w:r>
+        <w:rPr>
+          <w:b/>
+          <w:bCs/>
+        </w:rPr>
+        <w:t xml:space="preserve">Finding 2</w:t>
+      </w:r>
+      <w:r>
+        <w:t xml:space="preserve">: [Brief summary of second most important finding]</w:t>
+      </w:r>
+      <w:r>
+        <w:t xml:space="preserve"> </w:t>
+      </w:r>
+      <w:r>
+        <w:t xml:space="preserve">-</w:t>
+      </w:r>
+      <w:r>
+        <w:t xml:space="preserve"> </w:t>
+      </w:r>
+      <w:r>
+        <w:rPr>
+          <w:b/>
+          <w:bCs/>
+        </w:rPr>
+        <w:t xml:space="preserve">Finding 3</w:t>
+      </w:r>
+      <w:r>
+        <w:t xml:space="preserve">: [Brief summary of third finding]</w:t>
+      </w:r>
+      <w:r>
+        <w:t xml:space="preserve"> </w:t>
+      </w:r>
+      <w:r>
+        <w:t xml:space="preserve">-</w:t>
+      </w:r>
+      <w:r>
+        <w:t xml:space="preserve"> </w:t>
+      </w:r>
+      <w:r>
+        <w:rPr>
+          <w:b/>
+          <w:bCs/>
+        </w:rPr>
+        <w:t xml:space="preserve">Finding 4</w:t>
+      </w:r>
+      <w:r>
+        <w:t xml:space="preserve">: [Additional finding if needed]</w:t>
+      </w:r>
+    </w:p>
+    <w:p>
+      <w:pPr>
+        <w:pStyle w:val="BodyText"/>
+      </w:pPr>
+      <w:r>
+        <w:rPr>
+          <w:b/>
+          <w:bCs/>
+        </w:rPr>
+        <w:t xml:space="preserve">Bottom Line</w:t>
+      </w:r>
+      <w:r>
+        <w:t xml:space="preserve">: [One-sentence overall takeaway for decision-makers]</w:t>
+      </w:r>
+    </w:p>
+    <w:p>
+      <w:pPr>
+        <w:pStyle w:val="BodyText"/>
+      </w:pPr>
+      <w:r>
+        <w:rPr>
+          <w:b/>
+          <w:bCs/>
+        </w:rPr>
+        <w:t xml:space="preserve">Important Note</w:t>
+      </w:r>
+      <w:r>
+        <w:t xml:space="preserve">: This analysis examines</w:t>
+      </w:r>
+      <w:r>
+        <w:t xml:space="preserve"> </w:t>
+      </w:r>
+      <w:r>
+        <w:rPr>
+          <w:b/>
+          <w:bCs/>
+        </w:rPr>
+        <w:t xml:space="preserve">total suspension incidents</w:t>
+      </w:r>
+      <w:r>
+        <w:t xml:space="preserve"> </w:t>
+      </w:r>
+      <w:r>
+        <w:t xml:space="preserve">(not unique students suspended), so rates can exceed 100% when students experience multiple suspensions.</w:t>
       </w:r>
     </w:p>
     <w:p>
@@ -161,13 +305,13 @@
       </w:r>
     </w:p>
     <w:bookmarkEnd w:id="9"/>
-    <w:bookmarkStart w:id="13" w:name="critical-suspension-rate-definition"/>
+    <w:bookmarkStart w:id="10" w:name="key-question"/>
     <w:p>
       <w:pPr>
         <w:pStyle w:val="Heading2"/>
       </w:pPr>
       <w:r>
-        <w:t xml:space="preserve">CRITICAL: Suspension Rate Definition</w:t>
+        <w:t xml:space="preserve">Key Question</w:t>
       </w:r>
     </w:p>
     <w:p>
@@ -175,458 +319,7 @@
         <w:pStyle w:val="FirstParagraph"/>
       </w:pPr>
       <w:r>
-        <w:rPr>
-          <w:b/>
-          <w:bCs/>
-        </w:rPr>
-        <w:t xml:space="preserve">IMPORTANT METHODOLOGICAL NOTE</w:t>
-      </w:r>
-      <w:r>
-        <w:t xml:space="preserve">: This analysis uses</w:t>
-      </w:r>
-      <w:r>
-        <w:t xml:space="preserve"> </w:t>
-      </w:r>
-      <w:r>
-        <w:rPr>
-          <w:b/>
-          <w:bCs/>
-        </w:rPr>
-        <w:t xml:space="preserve">TOTAL SUSPENSION INCIDENTS</w:t>
-      </w:r>
-      <w:r>
-        <w:t xml:space="preserve">, not</w:t>
-      </w:r>
-      <w:r>
-        <w:t xml:space="preserve"> </w:t>
-      </w:r>
-      <w:r>
-        <w:rPr>
-          <w:b/>
-          <w:bCs/>
-        </w:rPr>
-        <w:t xml:space="preserve">UNDUPLICATED STUDENT COUNT</w:t>
-      </w:r>
-      <w:r>
-        <w:t xml:space="preserve">.</w:t>
-      </w:r>
-    </w:p>
-    <w:bookmarkStart w:id="10" w:name="what-this-means"/>
-    <w:p>
-      <w:pPr>
-        <w:pStyle w:val="Heading3"/>
-      </w:pPr>
-      <w:r>
-        <w:t xml:space="preserve">What This Means</w:t>
-      </w:r>
-    </w:p>
-    <w:p>
-      <w:pPr>
-        <w:pStyle w:val="FirstParagraph"/>
-      </w:pPr>
-      <w:r>
-        <w:rPr>
-          <w:b/>
-          <w:bCs/>
-        </w:rPr>
-        <w:t xml:space="preserve">Numerator</w:t>
-      </w:r>
-      <w:r>
-        <w:t xml:space="preserve">:</w:t>
-      </w:r>
-      <w:r>
-        <w:t xml:space="preserve"> </w:t>
-      </w:r>
-      <w:r>
-        <w:rPr>
-          <w:rStyle w:val="VerbatimChar"/>
-        </w:rPr>
-        <w:t xml:space="preserve">total_suspensions</w:t>
-      </w:r>
-      <w:r>
-        <w:t xml:space="preserve"> </w:t>
-      </w:r>
-      <w:r>
-        <w:t xml:space="preserve">- Total count of all suspension incidents/events</w:t>
-      </w:r>
-      <w:r>
-        <w:t xml:space="preserve"> </w:t>
-      </w:r>
-      <w:r>
-        <w:t xml:space="preserve">- If a student is suspended multiple times,</w:t>
-      </w:r>
-      <w:r>
-        <w:t xml:space="preserve"> </w:t>
-      </w:r>
-      <w:r>
-        <w:rPr>
-          <w:b/>
-          <w:bCs/>
-        </w:rPr>
-        <w:t xml:space="preserve">each incident is counted</w:t>
-      </w:r>
-      <w:r>
-        <w:t xml:space="preserve"> </w:t>
-      </w:r>
-      <w:r>
-        <w:t xml:space="preserve">- Example: Student A suspended 3 times =</w:t>
-      </w:r>
-      <w:r>
-        <w:t xml:space="preserve"> </w:t>
-      </w:r>
-      <w:r>
-        <w:rPr>
-          <w:b/>
-          <w:bCs/>
-        </w:rPr>
-        <w:t xml:space="preserve">3 suspensions</w:t>
-      </w:r>
-    </w:p>
-    <w:p>
-      <w:pPr>
-        <w:pStyle w:val="BodyText"/>
-      </w:pPr>
-      <w:r>
-        <w:rPr>
-          <w:b/>
-          <w:bCs/>
-        </w:rPr>
-        <w:t xml:space="preserve">Denominator</w:t>
-      </w:r>
-      <w:r>
-        <w:t xml:space="preserve">:</w:t>
-      </w:r>
-      <w:r>
-        <w:t xml:space="preserve"> </w:t>
-      </w:r>
-      <w:r>
-        <w:rPr>
-          <w:rStyle w:val="VerbatimChar"/>
-        </w:rPr>
-        <w:t xml:space="preserve">cumulative_enrollment</w:t>
-      </w:r>
-      <w:r>
-        <w:t xml:space="preserve"> </w:t>
-      </w:r>
-      <w:r>
-        <w:t xml:space="preserve">- Total student enrollment for the school-year</w:t>
-      </w:r>
-    </w:p>
-    <w:p>
-      <w:pPr>
-        <w:pStyle w:val="BodyText"/>
-      </w:pPr>
-      <w:r>
-        <w:rPr>
-          <w:b/>
-          <w:bCs/>
-        </w:rPr>
-        <w:t xml:space="preserve">Rate Calculation</w:t>
-      </w:r>
-      <w:r>
-        <w:t xml:space="preserve">:</w:t>
-      </w:r>
-    </w:p>
-    <w:p>
-      <w:pPr>
-        <w:pStyle w:val="SourceCode"/>
-      </w:pPr>
-      <w:r>
-        <w:rPr>
-          <w:rStyle w:val="VerbatimChar"/>
-        </w:rPr>
-        <w:t xml:space="preserve">Suspension Rate = total_suspensions / cumulative_enrollment</w:t>
-      </w:r>
-    </w:p>
-    <w:p>
-      <w:pPr>
-        <w:pStyle w:val="FirstParagraph"/>
-      </w:pPr>
-      <w:r>
-        <w:rPr>
-          <w:b/>
-          <w:bCs/>
-        </w:rPr>
-        <w:t xml:space="preserve">Interpretation</w:t>
-      </w:r>
-      <w:r>
-        <w:t xml:space="preserve">:</w:t>
-      </w:r>
-      <w:r>
-        <w:t xml:space="preserve"> </w:t>
-      </w:r>
-      <w:r>
-        <w:t xml:space="preserve">- Represents the</w:t>
-      </w:r>
-      <w:r>
-        <w:t xml:space="preserve"> </w:t>
-      </w:r>
-      <w:r>
-        <w:rPr>
-          <w:b/>
-          <w:bCs/>
-        </w:rPr>
-        <w:t xml:space="preserve">average number of suspension incidents per enrolled student</w:t>
-      </w:r>
-      <w:r>
-        <w:t xml:space="preserve"> </w:t>
-      </w:r>
-      <w:r>
-        <w:t xml:space="preserve">-</w:t>
-      </w:r>
-      <w:r>
-        <w:t xml:space="preserve"> </w:t>
-      </w:r>
-      <w:r>
-        <w:rPr>
-          <w:b/>
-          <w:bCs/>
-        </w:rPr>
-        <w:t xml:space="preserve">Can exceed 1.0</w:t>
-      </w:r>
-      <w:r>
-        <w:t xml:space="preserve"> </w:t>
-      </w:r>
-      <w:r>
-        <w:t xml:space="preserve">(or 100%) if students experience multiple suspensions</w:t>
-      </w:r>
-      <w:r>
-        <w:t xml:space="preserve"> </w:t>
-      </w:r>
-      <w:r>
-        <w:t xml:space="preserve">- Example: A rate of 0.15 (15%) means 0.15 suspension incidents per student on average</w:t>
-      </w:r>
-      <w:r>
-        <w:t xml:space="preserve"> </w:t>
-      </w:r>
-      <w:r>
-        <w:t xml:space="preserve">- Example: A rate of 1.5 (150%) means 1.5 suspension incidents per student (indicating repeat suspensions)</w:t>
-      </w:r>
-    </w:p>
-    <w:bookmarkEnd w:id="10"/>
-    <w:bookmarkStart w:id="11" w:name="why-this-measure"/>
-    <w:p>
-      <w:pPr>
-        <w:pStyle w:val="Heading3"/>
-      </w:pPr>
-      <w:r>
-        <w:t xml:space="preserve">Why This Measure?</w:t>
-      </w:r>
-    </w:p>
-    <w:p>
-      <w:pPr>
-        <w:pStyle w:val="FirstParagraph"/>
-      </w:pPr>
-      <w:r>
-        <w:rPr>
-          <w:b/>
-          <w:bCs/>
-        </w:rPr>
-        <w:t xml:space="preserve">Advantages</w:t>
-      </w:r>
-      <w:r>
-        <w:t xml:space="preserve">:</w:t>
-      </w:r>
-      <w:r>
-        <w:t xml:space="preserve"> </w:t>
-      </w:r>
-      <w:r>
-        <w:t xml:space="preserve">- Captures</w:t>
-      </w:r>
-      <w:r>
-        <w:t xml:space="preserve"> </w:t>
-      </w:r>
-      <w:r>
-        <w:rPr>
-          <w:b/>
-          <w:bCs/>
-        </w:rPr>
-        <w:t xml:space="preserve">severity</w:t>
-      </w:r>
-      <w:r>
-        <w:t xml:space="preserve">: Multiple suspensions per student increase the rate</w:t>
-      </w:r>
-      <w:r>
-        <w:t xml:space="preserve"> </w:t>
-      </w:r>
-      <w:r>
-        <w:t xml:space="preserve">- Reflects</w:t>
-      </w:r>
-      <w:r>
-        <w:t xml:space="preserve"> </w:t>
-      </w:r>
-      <w:r>
-        <w:rPr>
-          <w:b/>
-          <w:bCs/>
-        </w:rPr>
-        <w:t xml:space="preserve">total disciplinary burden</w:t>
-      </w:r>
-      <w:r>
-        <w:t xml:space="preserve"> </w:t>
-      </w:r>
-      <w:r>
-        <w:t xml:space="preserve">on schools</w:t>
-      </w:r>
-      <w:r>
-        <w:t xml:space="preserve"> </w:t>
-      </w:r>
-      <w:r>
-        <w:t xml:space="preserve">- Consistent across all schools (comparable measure)</w:t>
-      </w:r>
-    </w:p>
-    <w:p>
-      <w:pPr>
-        <w:pStyle w:val="BodyText"/>
-      </w:pPr>
-      <w:r>
-        <w:rPr>
-          <w:b/>
-          <w:bCs/>
-        </w:rPr>
-        <w:t xml:space="preserve">Important Note</w:t>
-      </w:r>
-      <w:r>
-        <w:t xml:space="preserve">:</w:t>
-      </w:r>
-      <w:r>
-        <w:t xml:space="preserve"> </w:t>
-      </w:r>
-      <w:r>
-        <w:t xml:space="preserve">- Rates</w:t>
-      </w:r>
-      <w:r>
-        <w:t xml:space="preserve"> </w:t>
-      </w:r>
-      <w:r>
-        <w:rPr>
-          <w:b/>
-          <w:bCs/>
-        </w:rPr>
-        <w:t xml:space="preserve">CAN exceed 100%</w:t>
-      </w:r>
-      <w:r>
-        <w:t xml:space="preserve"> </w:t>
-      </w:r>
-      <w:r>
-        <w:t xml:space="preserve">if many students receive multiple suspensions</w:t>
-      </w:r>
-      <w:r>
-        <w:t xml:space="preserve"> </w:t>
-      </w:r>
-      <w:r>
-        <w:t xml:space="preserve">- This is NOT an error - it indicates high rates of repeat suspensions</w:t>
-      </w:r>
-    </w:p>
-    <w:bookmarkEnd w:id="11"/>
-    <w:bookmarkStart w:id="12" w:name="alternative-measure-not-used-here"/>
-    <w:p>
-      <w:pPr>
-        <w:pStyle w:val="Heading3"/>
-      </w:pPr>
-      <w:r>
-        <w:t xml:space="preserve">Alternative Measure (NOT Used Here)</w:t>
-      </w:r>
-    </w:p>
-    <w:p>
-      <w:pPr>
-        <w:pStyle w:val="FirstParagraph"/>
-      </w:pPr>
-      <w:r>
-        <w:rPr>
-          <w:b/>
-          <w:bCs/>
-        </w:rPr>
-        <w:t xml:space="preserve">Unduplicated Suspension Rate</w:t>
-      </w:r>
-      <w:r>
-        <w:t xml:space="preserve">:</w:t>
-      </w:r>
-      <w:r>
-        <w:t xml:space="preserve"> </w:t>
-      </w:r>
-      <w:r>
-        <w:t xml:space="preserve">- Numerator: Count of unique students suspended at least once</w:t>
-      </w:r>
-      <w:r>
-        <w:t xml:space="preserve"> </w:t>
-      </w:r>
-      <w:r>
-        <w:t xml:space="preserve">- Example: Student A suspended 3 times =</w:t>
-      </w:r>
-      <w:r>
-        <w:t xml:space="preserve"> </w:t>
-      </w:r>
-      <w:r>
-        <w:rPr>
-          <w:b/>
-          <w:bCs/>
-        </w:rPr>
-        <w:t xml:space="preserve">1 student</w:t>
-      </w:r>
-      <w:r>
-        <w:t xml:space="preserve"> </w:t>
-      </w:r>
-      <w:r>
-        <w:t xml:space="preserve">- Interpretation: Percentage of students who experienced at least one suspension</w:t>
-      </w:r>
-      <w:r>
-        <w:t xml:space="preserve"> </w:t>
-      </w:r>
-      <w:r>
-        <w:t xml:space="preserve">-</w:t>
-      </w:r>
-      <w:r>
-        <w:t xml:space="preserve"> </w:t>
-      </w:r>
-      <w:r>
-        <w:rPr>
-          <w:b/>
-          <w:bCs/>
-        </w:rPr>
-        <w:t xml:space="preserve">Always between 0-100%</w:t>
-      </w:r>
-      <w:r>
-        <w:t xml:space="preserve"> </w:t>
-      </w:r>
-      <w:r>
-        <w:t xml:space="preserve">(cannot exceed 100%)</w:t>
-      </w:r>
-    </w:p>
-    <w:p>
-      <w:pPr>
-        <w:pStyle w:val="BodyText"/>
-      </w:pPr>
-      <w:r>
-        <w:rPr>
-          <w:b/>
-          <w:bCs/>
-        </w:rPr>
-        <w:t xml:space="preserve">Why not use unduplicated count?</w:t>
-      </w:r>
-      <w:r>
-        <w:t xml:space="preserve"> </w:t>
-      </w:r>
-      <w:r>
-        <w:t xml:space="preserve">- [Explain rationale for choosing total incidents over unduplicated - e.g., captures severity, matches research questions, etc.]</w:t>
-      </w:r>
-      <w:r>
-        <w:t xml:space="preserve"> </w:t>
-      </w:r>
-      <w:r>
-        <w:t xml:space="preserve">- [OR note that both measures are reported if applicable]</w:t>
-      </w:r>
-    </w:p>
-    <w:p>
-      <w:pPr>
-        <w:pStyle w:val="BodyText"/>
-      </w:pPr>
-      <w:r>
-        <w:rPr>
-          <w:b/>
-          <w:bCs/>
-        </w:rPr>
-        <w:t xml:space="preserve">This distinction appears on all graphs and tables in this analysis.</w:t>
+        <w:t xml:space="preserve">[State the primary research question in 1-2 clear sentences]</w:t>
       </w:r>
     </w:p>
     <w:p>
@@ -636,9 +329,485 @@
         </w:pict>
       </w:r>
     </w:p>
+    <w:bookmarkEnd w:id="10"/>
+    <w:bookmarkStart w:id="14" w:name="critical-suspension-rate-definition"/>
+    <w:p>
+      <w:pPr>
+        <w:pStyle w:val="Heading2"/>
+      </w:pPr>
+      <w:r>
+        <w:t xml:space="preserve">CRITICAL: Suspension Rate Definition</w:t>
+      </w:r>
+    </w:p>
+    <w:p>
+      <w:pPr>
+        <w:pStyle w:val="FirstParagraph"/>
+      </w:pPr>
+      <w:r>
+        <w:rPr>
+          <w:b/>
+          <w:bCs/>
+        </w:rPr>
+        <w:t xml:space="preserve">IMPORTANT METHODOLOGICAL NOTE</w:t>
+      </w:r>
+      <w:r>
+        <w:t xml:space="preserve">: This analysis uses</w:t>
+      </w:r>
+      <w:r>
+        <w:t xml:space="preserve"> </w:t>
+      </w:r>
+      <w:r>
+        <w:rPr>
+          <w:b/>
+          <w:bCs/>
+        </w:rPr>
+        <w:t xml:space="preserve">TOTAL SUSPENSION INCIDENTS</w:t>
+      </w:r>
+      <w:r>
+        <w:t xml:space="preserve">, not</w:t>
+      </w:r>
+      <w:r>
+        <w:t xml:space="preserve"> </w:t>
+      </w:r>
+      <w:r>
+        <w:rPr>
+          <w:b/>
+          <w:bCs/>
+        </w:rPr>
+        <w:t xml:space="preserve">UNDUPLICATED STUDENT COUNT</w:t>
+      </w:r>
+      <w:r>
+        <w:t xml:space="preserve">.</w:t>
+      </w:r>
+    </w:p>
+    <w:bookmarkStart w:id="11" w:name="what-this-means"/>
+    <w:p>
+      <w:pPr>
+        <w:pStyle w:val="Heading3"/>
+      </w:pPr>
+      <w:r>
+        <w:t xml:space="preserve">What This Means</w:t>
+      </w:r>
+    </w:p>
+    <w:p>
+      <w:pPr>
+        <w:pStyle w:val="FirstParagraph"/>
+      </w:pPr>
+      <w:r>
+        <w:rPr>
+          <w:b/>
+          <w:bCs/>
+        </w:rPr>
+        <w:t xml:space="preserve">Numerator</w:t>
+      </w:r>
+      <w:r>
+        <w:t xml:space="preserve">:</w:t>
+      </w:r>
+      <w:r>
+        <w:t xml:space="preserve"> </w:t>
+      </w:r>
+      <w:r>
+        <w:rPr>
+          <w:rStyle w:val="VerbatimChar"/>
+        </w:rPr>
+        <w:t xml:space="preserve">total_suspensions</w:t>
+      </w:r>
+      <w:r>
+        <w:t xml:space="preserve"> </w:t>
+      </w:r>
+      <w:r>
+        <w:t xml:space="preserve">- Total count of all suspension incidents/events</w:t>
+      </w:r>
+      <w:r>
+        <w:t xml:space="preserve"> </w:t>
+      </w:r>
+      <w:r>
+        <w:t xml:space="preserve">- If a student is suspended multiple times,</w:t>
+      </w:r>
+      <w:r>
+        <w:t xml:space="preserve"> </w:t>
+      </w:r>
+      <w:r>
+        <w:rPr>
+          <w:b/>
+          <w:bCs/>
+        </w:rPr>
+        <w:t xml:space="preserve">each incident is counted</w:t>
+      </w:r>
+      <w:r>
+        <w:t xml:space="preserve"> </w:t>
+      </w:r>
+      <w:r>
+        <w:t xml:space="preserve">- Example: Student A suspended 3 times =</w:t>
+      </w:r>
+      <w:r>
+        <w:t xml:space="preserve"> </w:t>
+      </w:r>
+      <w:r>
+        <w:rPr>
+          <w:b/>
+          <w:bCs/>
+        </w:rPr>
+        <w:t xml:space="preserve">3 suspensions</w:t>
+      </w:r>
+    </w:p>
+    <w:p>
+      <w:pPr>
+        <w:pStyle w:val="BodyText"/>
+      </w:pPr>
+      <w:r>
+        <w:rPr>
+          <w:b/>
+          <w:bCs/>
+        </w:rPr>
+        <w:t xml:space="preserve">Denominator</w:t>
+      </w:r>
+      <w:r>
+        <w:t xml:space="preserve">:</w:t>
+      </w:r>
+      <w:r>
+        <w:t xml:space="preserve"> </w:t>
+      </w:r>
+      <w:r>
+        <w:rPr>
+          <w:rStyle w:val="VerbatimChar"/>
+        </w:rPr>
+        <w:t xml:space="preserve">cumulative_enrollment</w:t>
+      </w:r>
+      <w:r>
+        <w:t xml:space="preserve"> </w:t>
+      </w:r>
+      <w:r>
+        <w:t xml:space="preserve">- Total student enrollment for the school-year</w:t>
+      </w:r>
+    </w:p>
+    <w:p>
+      <w:pPr>
+        <w:pStyle w:val="BodyText"/>
+      </w:pPr>
+      <w:r>
+        <w:rPr>
+          <w:b/>
+          <w:bCs/>
+        </w:rPr>
+        <w:t xml:space="preserve">Rate Calculation</w:t>
+      </w:r>
+      <w:r>
+        <w:t xml:space="preserve">:</w:t>
+      </w:r>
+    </w:p>
+    <w:p>
+      <w:pPr>
+        <w:pStyle w:val="SourceCode"/>
+      </w:pPr>
+      <w:r>
+        <w:rPr>
+          <w:rStyle w:val="VerbatimChar"/>
+        </w:rPr>
+        <w:t xml:space="preserve">Suspension Rate = total_suspensions / cumulative_enrollment</w:t>
+      </w:r>
+    </w:p>
+    <w:p>
+      <w:pPr>
+        <w:pStyle w:val="FirstParagraph"/>
+      </w:pPr>
+      <w:r>
+        <w:rPr>
+          <w:b/>
+          <w:bCs/>
+        </w:rPr>
+        <w:t xml:space="preserve">Interpretation</w:t>
+      </w:r>
+      <w:r>
+        <w:t xml:space="preserve">:</w:t>
+      </w:r>
+      <w:r>
+        <w:t xml:space="preserve"> </w:t>
+      </w:r>
+      <w:r>
+        <w:t xml:space="preserve">- Represents the</w:t>
+      </w:r>
+      <w:r>
+        <w:t xml:space="preserve"> </w:t>
+      </w:r>
+      <w:r>
+        <w:rPr>
+          <w:b/>
+          <w:bCs/>
+        </w:rPr>
+        <w:t xml:space="preserve">average number of suspension incidents per enrolled student</w:t>
+      </w:r>
+      <w:r>
+        <w:t xml:space="preserve"> </w:t>
+      </w:r>
+      <w:r>
+        <w:t xml:space="preserve">-</w:t>
+      </w:r>
+      <w:r>
+        <w:t xml:space="preserve"> </w:t>
+      </w:r>
+      <w:r>
+        <w:rPr>
+          <w:b/>
+          <w:bCs/>
+        </w:rPr>
+        <w:t xml:space="preserve">Can exceed 1.0</w:t>
+      </w:r>
+      <w:r>
+        <w:t xml:space="preserve"> </w:t>
+      </w:r>
+      <w:r>
+        <w:t xml:space="preserve">(or 100%) if students experience multiple suspensions</w:t>
+      </w:r>
+      <w:r>
+        <w:t xml:space="preserve"> </w:t>
+      </w:r>
+      <w:r>
+        <w:t xml:space="preserve">- Example: A rate of 0.15 (15%) means 0.15 suspension incidents per student on average</w:t>
+      </w:r>
+      <w:r>
+        <w:t xml:space="preserve"> </w:t>
+      </w:r>
+      <w:r>
+        <w:t xml:space="preserve">- Example: A rate of 1.5 (150%) means 1.5 suspension incidents per student (indicating repeat suspensions)</w:t>
+      </w:r>
+    </w:p>
+    <w:bookmarkEnd w:id="11"/>
+    <w:bookmarkStart w:id="12" w:name="why-this-measure"/>
+    <w:p>
+      <w:pPr>
+        <w:pStyle w:val="Heading3"/>
+      </w:pPr>
+      <w:r>
+        <w:t xml:space="preserve">Why This Measure?</w:t>
+      </w:r>
+    </w:p>
+    <w:p>
+      <w:pPr>
+        <w:pStyle w:val="FirstParagraph"/>
+      </w:pPr>
+      <w:r>
+        <w:rPr>
+          <w:b/>
+          <w:bCs/>
+        </w:rPr>
+        <w:t xml:space="preserve">Advantages</w:t>
+      </w:r>
+      <w:r>
+        <w:t xml:space="preserve">:</w:t>
+      </w:r>
+      <w:r>
+        <w:t xml:space="preserve"> </w:t>
+      </w:r>
+      <w:r>
+        <w:t xml:space="preserve">- Captures</w:t>
+      </w:r>
+      <w:r>
+        <w:t xml:space="preserve"> </w:t>
+      </w:r>
+      <w:r>
+        <w:rPr>
+          <w:b/>
+          <w:bCs/>
+        </w:rPr>
+        <w:t xml:space="preserve">severity</w:t>
+      </w:r>
+      <w:r>
+        <w:t xml:space="preserve">: Multiple suspensions per student increase the rate</w:t>
+      </w:r>
+      <w:r>
+        <w:t xml:space="preserve"> </w:t>
+      </w:r>
+      <w:r>
+        <w:t xml:space="preserve">- Reflects</w:t>
+      </w:r>
+      <w:r>
+        <w:t xml:space="preserve"> </w:t>
+      </w:r>
+      <w:r>
+        <w:rPr>
+          <w:b/>
+          <w:bCs/>
+        </w:rPr>
+        <w:t xml:space="preserve">total disciplinary burden</w:t>
+      </w:r>
+      <w:r>
+        <w:t xml:space="preserve"> </w:t>
+      </w:r>
+      <w:r>
+        <w:t xml:space="preserve">on schools</w:t>
+      </w:r>
+      <w:r>
+        <w:t xml:space="preserve"> </w:t>
+      </w:r>
+      <w:r>
+        <w:t xml:space="preserve">- Consistent across all schools (comparable measure)</w:t>
+      </w:r>
+    </w:p>
+    <w:p>
+      <w:pPr>
+        <w:pStyle w:val="BodyText"/>
+      </w:pPr>
+      <w:r>
+        <w:rPr>
+          <w:b/>
+          <w:bCs/>
+        </w:rPr>
+        <w:t xml:space="preserve">Important Note</w:t>
+      </w:r>
+      <w:r>
+        <w:t xml:space="preserve">:</w:t>
+      </w:r>
+      <w:r>
+        <w:t xml:space="preserve"> </w:t>
+      </w:r>
+      <w:r>
+        <w:t xml:space="preserve">- Rates</w:t>
+      </w:r>
+      <w:r>
+        <w:t xml:space="preserve"> </w:t>
+      </w:r>
+      <w:r>
+        <w:rPr>
+          <w:b/>
+          <w:bCs/>
+        </w:rPr>
+        <w:t xml:space="preserve">CAN exceed 100%</w:t>
+      </w:r>
+      <w:r>
+        <w:t xml:space="preserve"> </w:t>
+      </w:r>
+      <w:r>
+        <w:t xml:space="preserve">if many students receive multiple suspensions</w:t>
+      </w:r>
+      <w:r>
+        <w:t xml:space="preserve"> </w:t>
+      </w:r>
+      <w:r>
+        <w:t xml:space="preserve">- This is NOT an error - it indicates high rates of repeat suspensions</w:t>
+      </w:r>
+    </w:p>
     <w:bookmarkEnd w:id="12"/>
+    <w:bookmarkStart w:id="13" w:name="alternative-measure-not-used-here"/>
+    <w:p>
+      <w:pPr>
+        <w:pStyle w:val="Heading3"/>
+      </w:pPr>
+      <w:r>
+        <w:t xml:space="preserve">Alternative Measure (NOT Used Here)</w:t>
+      </w:r>
+    </w:p>
+    <w:p>
+      <w:pPr>
+        <w:pStyle w:val="FirstParagraph"/>
+      </w:pPr>
+      <w:r>
+        <w:rPr>
+          <w:b/>
+          <w:bCs/>
+        </w:rPr>
+        <w:t xml:space="preserve">Unduplicated Suspension Rate</w:t>
+      </w:r>
+      <w:r>
+        <w:t xml:space="preserve">:</w:t>
+      </w:r>
+      <w:r>
+        <w:t xml:space="preserve"> </w:t>
+      </w:r>
+      <w:r>
+        <w:t xml:space="preserve">- Numerator: Count of unique students suspended at least once</w:t>
+      </w:r>
+      <w:r>
+        <w:t xml:space="preserve"> </w:t>
+      </w:r>
+      <w:r>
+        <w:t xml:space="preserve">- Example: Student A suspended 3 times =</w:t>
+      </w:r>
+      <w:r>
+        <w:t xml:space="preserve"> </w:t>
+      </w:r>
+      <w:r>
+        <w:rPr>
+          <w:b/>
+          <w:bCs/>
+        </w:rPr>
+        <w:t xml:space="preserve">1 student</w:t>
+      </w:r>
+      <w:r>
+        <w:t xml:space="preserve"> </w:t>
+      </w:r>
+      <w:r>
+        <w:t xml:space="preserve">- Interpretation: Percentage of students who experienced at least one suspension</w:t>
+      </w:r>
+      <w:r>
+        <w:t xml:space="preserve"> </w:t>
+      </w:r>
+      <w:r>
+        <w:t xml:space="preserve">-</w:t>
+      </w:r>
+      <w:r>
+        <w:t xml:space="preserve"> </w:t>
+      </w:r>
+      <w:r>
+        <w:rPr>
+          <w:b/>
+          <w:bCs/>
+        </w:rPr>
+        <w:t xml:space="preserve">Always between 0-100%</w:t>
+      </w:r>
+      <w:r>
+        <w:t xml:space="preserve"> </w:t>
+      </w:r>
+      <w:r>
+        <w:t xml:space="preserve">(cannot exceed 100%)</w:t>
+      </w:r>
+    </w:p>
+    <w:p>
+      <w:pPr>
+        <w:pStyle w:val="BodyText"/>
+      </w:pPr>
+      <w:r>
+        <w:rPr>
+          <w:b/>
+          <w:bCs/>
+        </w:rPr>
+        <w:t xml:space="preserve">Why not use unduplicated count?</w:t>
+      </w:r>
+      <w:r>
+        <w:t xml:space="preserve"> </w:t>
+      </w:r>
+      <w:r>
+        <w:t xml:space="preserve">- [Explain rationale for choosing total incidents over unduplicated - e.g., captures severity, matches research questions, etc.]</w:t>
+      </w:r>
+      <w:r>
+        <w:t xml:space="preserve"> </w:t>
+      </w:r>
+      <w:r>
+        <w:t xml:space="preserve">- [OR note that both measures are reported if applicable]</w:t>
+      </w:r>
+    </w:p>
+    <w:p>
+      <w:pPr>
+        <w:pStyle w:val="BodyText"/>
+      </w:pPr>
+      <w:r>
+        <w:rPr>
+          <w:b/>
+          <w:bCs/>
+        </w:rPr>
+        <w:t xml:space="preserve">This distinction appears on all graphs and tables in this analysis.</w:t>
+      </w:r>
+    </w:p>
+    <w:p>
+      <w:r>
+        <w:pict>
+          <v:rect style="width:0;height:1.5pt" o:hralign="center" o:hrstd="t" o:hr="t"/>
+        </w:pict>
+      </w:r>
+    </w:p>
     <w:bookmarkEnd w:id="13"/>
-    <w:bookmarkStart w:id="17" w:name="major-findings"/>
+    <w:bookmarkEnd w:id="14"/>
+    <w:bookmarkStart w:id="18" w:name="major-findings"/>
     <w:p>
       <w:pPr>
         <w:pStyle w:val="Heading2"/>
@@ -647,7 +816,7 @@
         <w:t xml:space="preserve">Major Findings</w:t>
       </w:r>
     </w:p>
-    <w:bookmarkStart w:id="14" w:name="first-major-finding---descriptive-title"/>
+    <w:bookmarkStart w:id="15" w:name="first-major-finding---descriptive-title"/>
     <w:p>
       <w:pPr>
         <w:pStyle w:val="Heading3"/>
@@ -1031,8 +1200,8 @@
         <w:t xml:space="preserve">: [One-sentence takeaway]</w:t>
       </w:r>
     </w:p>
-    <w:bookmarkEnd w:id="14"/>
-    <w:bookmarkStart w:id="15" w:name="second-major-finding"/>
+    <w:bookmarkEnd w:id="15"/>
+    <w:bookmarkStart w:id="16" w:name="second-major-finding"/>
     <w:p>
       <w:pPr>
         <w:pStyle w:val="Heading3"/>
@@ -1059,8 +1228,8 @@
         <w:t xml:space="preserve">[Similar structure as above]</w:t>
       </w:r>
     </w:p>
-    <w:bookmarkEnd w:id="15"/>
-    <w:bookmarkStart w:id="16" w:name="third-major-finding"/>
+    <w:bookmarkEnd w:id="16"/>
+    <w:bookmarkStart w:id="17" w:name="third-major-finding"/>
     <w:p>
       <w:pPr>
         <w:pStyle w:val="Heading3"/>
@@ -1094,9 +1263,9 @@
         </w:pict>
       </w:r>
     </w:p>
-    <w:bookmarkEnd w:id="16"/>
     <w:bookmarkEnd w:id="17"/>
-    <w:bookmarkStart w:id="21" w:name="detailed-breakdowns"/>
+    <w:bookmarkEnd w:id="18"/>
+    <w:bookmarkStart w:id="22" w:name="detailed-breakdowns"/>
     <w:p>
       <w:pPr>
         <w:pStyle w:val="Heading2"/>
@@ -1105,7 +1274,7 @@
         <w:t xml:space="preserve">Detailed Breakdowns</w:t>
       </w:r>
     </w:p>
-    <w:bookmarkStart w:id="18" w:name="metricdimension-name-explained"/>
+    <w:bookmarkStart w:id="19" w:name="metricdimension-name-explained"/>
     <w:p>
       <w:pPr>
         <w:pStyle w:val="Heading3"/>
@@ -1122,8 +1291,8 @@
         <w:t xml:space="preserve">[Provide detailed explanation of key metrics, calculations, or dimensions]</w:t>
       </w:r>
     </w:p>
-    <w:bookmarkEnd w:id="18"/>
-    <w:bookmarkStart w:id="19" w:name="data-scope-and-time-period"/>
+    <w:bookmarkEnd w:id="19"/>
+    <w:bookmarkStart w:id="20" w:name="data-scope-and-time-period"/>
     <w:p>
       <w:pPr>
         <w:pStyle w:val="Heading3"/>
@@ -1260,8 +1429,8 @@
         <w:t xml:space="preserve">: [What was excluded and why]</w:t>
       </w:r>
     </w:p>
-    <w:bookmarkEnd w:id="19"/>
-    <w:bookmarkStart w:id="20" w:name="additional-breakdowns-as-needed"/>
+    <w:bookmarkEnd w:id="20"/>
+    <w:bookmarkStart w:id="21" w:name="additional-breakdowns-as-needed"/>
     <w:p>
       <w:pPr>
         <w:pStyle w:val="Heading3"/>
@@ -1285,9 +1454,9 @@
         </w:pict>
       </w:r>
     </w:p>
-    <w:bookmarkEnd w:id="20"/>
     <w:bookmarkEnd w:id="21"/>
-    <w:bookmarkStart w:id="24" w:name="implications-for-practice-and-policy"/>
+    <w:bookmarkEnd w:id="22"/>
+    <w:bookmarkStart w:id="25" w:name="implications-for-practice-and-policy"/>
     <w:p>
       <w:pPr>
         <w:pStyle w:val="Heading2"/>
@@ -1296,7 +1465,7 @@
         <w:t xml:space="preserve">Implications for Practice and Policy</w:t>
       </w:r>
     </w:p>
-    <w:bookmarkStart w:id="22" w:name="implication-category-1"/>
+    <w:bookmarkStart w:id="23" w:name="implication-category-1"/>
     <w:p>
       <w:pPr>
         <w:pStyle w:val="Heading3"/>
@@ -1390,8 +1559,8 @@
         <w:t xml:space="preserve">- Action 2</w:t>
       </w:r>
     </w:p>
-    <w:bookmarkEnd w:id="22"/>
-    <w:bookmarkStart w:id="23" w:name="implication-category-2"/>
+    <w:bookmarkEnd w:id="23"/>
+    <w:bookmarkStart w:id="24" w:name="implication-category-2"/>
     <w:p>
       <w:pPr>
         <w:pStyle w:val="Heading3"/>
@@ -1425,9 +1594,9 @@
         </w:pict>
       </w:r>
     </w:p>
-    <w:bookmarkEnd w:id="23"/>
     <w:bookmarkEnd w:id="24"/>
-    <w:bookmarkStart w:id="28" w:name="limitations-and-caveats"/>
+    <w:bookmarkEnd w:id="25"/>
+    <w:bookmarkStart w:id="29" w:name="limitations-and-caveats"/>
     <w:p>
       <w:pPr>
         <w:pStyle w:val="Heading2"/>
@@ -1436,7 +1605,7 @@
         <w:t xml:space="preserve">Limitations and Caveats</w:t>
       </w:r>
     </w:p>
-    <w:bookmarkStart w:id="25" w:name="critical-correlational-not-causal"/>
+    <w:bookmarkStart w:id="26" w:name="critical-correlational-not-causal"/>
     <w:p>
       <w:pPr>
         <w:pStyle w:val="Heading3"/>
@@ -1514,8 +1683,8 @@
         <w:t xml:space="preserve">: [Describe causal claims that are not supported]</w:t>
       </w:r>
     </w:p>
-    <w:bookmarkEnd w:id="25"/>
-    <w:bookmarkStart w:id="26" w:name="other-limitation-category-1"/>
+    <w:bookmarkEnd w:id="26"/>
+    <w:bookmarkStart w:id="27" w:name="other-limitation-category-1"/>
     <w:p>
       <w:pPr>
         <w:pStyle w:val="Heading3"/>
@@ -1536,8 +1705,8 @@
         <w:t xml:space="preserve">[Describe limitation and its impact on interpretation]</w:t>
       </w:r>
     </w:p>
-    <w:bookmarkEnd w:id="26"/>
-    <w:bookmarkStart w:id="27" w:name="other-limitation-category-2"/>
+    <w:bookmarkEnd w:id="27"/>
+    <w:bookmarkStart w:id="28" w:name="other-limitation-category-2"/>
     <w:p>
       <w:pPr>
         <w:pStyle w:val="Heading3"/>
@@ -1565,9 +1734,9 @@
         </w:pict>
       </w:r>
     </w:p>
-    <w:bookmarkEnd w:id="27"/>
     <w:bookmarkEnd w:id="28"/>
-    <w:bookmarkStart w:id="31" w:name="recommendations-for-further-analysis"/>
+    <w:bookmarkEnd w:id="29"/>
+    <w:bookmarkStart w:id="32" w:name="recommendations-for-further-analysis"/>
     <w:p>
       <w:pPr>
         <w:pStyle w:val="Heading2"/>
@@ -1576,7 +1745,7 @@
         <w:t xml:space="preserve">Recommendations for Further Analysis</w:t>
       </w:r>
     </w:p>
-    <w:bookmarkStart w:id="29" w:name="category-1"/>
+    <w:bookmarkStart w:id="30" w:name="category-1"/>
     <w:p>
       <w:pPr>
         <w:pStyle w:val="Heading3"/>
@@ -1613,8 +1782,8 @@
         <w:t xml:space="preserve">[Specific recommendation with rationale]</w:t>
       </w:r>
     </w:p>
-    <w:bookmarkEnd w:id="29"/>
-    <w:bookmarkStart w:id="30" w:name="category-2"/>
+    <w:bookmarkEnd w:id="30"/>
+    <w:bookmarkStart w:id="31" w:name="category-2"/>
     <w:p>
       <w:pPr>
         <w:pStyle w:val="Heading3"/>
@@ -1642,9 +1811,9 @@
         </w:pict>
       </w:r>
     </w:p>
-    <w:bookmarkEnd w:id="30"/>
     <w:bookmarkEnd w:id="31"/>
-    <w:bookmarkStart w:id="35" w:name="data-outputs-available"/>
+    <w:bookmarkEnd w:id="32"/>
+    <w:bookmarkStart w:id="36" w:name="data-outputs-available"/>
     <w:p>
       <w:pPr>
         <w:pStyle w:val="Heading2"/>
@@ -1653,7 +1822,7 @@
         <w:t xml:space="preserve">Data Outputs Available</w:t>
       </w:r>
     </w:p>
-    <w:bookmarkStart w:id="32" w:name="tables-csv-format"/>
+    <w:bookmarkStart w:id="33" w:name="tables-csv-format"/>
     <w:p>
       <w:pPr>
         <w:pStyle w:val="Heading3"/>
@@ -1714,8 +1883,8 @@
         <w:t xml:space="preserve">- [Description]</w:t>
       </w:r>
     </w:p>
-    <w:bookmarkEnd w:id="32"/>
-    <w:bookmarkStart w:id="33" w:name="excel-workbook"/>
+    <w:bookmarkEnd w:id="33"/>
+    <w:bookmarkStart w:id="34" w:name="excel-workbook"/>
     <w:p>
       <w:pPr>
         <w:pStyle w:val="Heading3"/>
@@ -1745,8 +1914,8 @@
         <w:t xml:space="preserve">- [Description of contents and sheets]</w:t>
       </w:r>
     </w:p>
-    <w:bookmarkEnd w:id="33"/>
-    <w:bookmarkStart w:id="34" w:name="visualizations-png-300-dpi"/>
+    <w:bookmarkEnd w:id="34"/>
+    <w:bookmarkStart w:id="35" w:name="visualizations-png-300-dpi"/>
     <w:p>
       <w:pPr>
         <w:pStyle w:val="Heading3"/>
@@ -1838,9 +2007,9 @@
         </w:pict>
       </w:r>
     </w:p>
-    <w:bookmarkEnd w:id="34"/>
     <w:bookmarkEnd w:id="35"/>
-    <w:bookmarkStart w:id="39" w:name="methodological-notes"/>
+    <w:bookmarkEnd w:id="36"/>
+    <w:bookmarkStart w:id="40" w:name="methodological-notes"/>
     <w:p>
       <w:pPr>
         <w:pStyle w:val="Heading2"/>
@@ -1849,7 +2018,7 @@
         <w:t xml:space="preserve">Methodological Notes</w:t>
       </w:r>
     </w:p>
-    <w:bookmarkStart w:id="36" w:name="method-1---e.g.-statistical-approach"/>
+    <w:bookmarkStart w:id="37" w:name="method-1---e.g.-statistical-approach"/>
     <w:p>
       <w:pPr>
         <w:pStyle w:val="Heading3"/>
@@ -1916,8 +2085,8 @@
         <w:t xml:space="preserve">: [Method-specific limitations]</w:t>
       </w:r>
     </w:p>
-    <w:bookmarkEnd w:id="36"/>
-    <w:bookmarkStart w:id="37" w:name="method-2---e.g.-sample-construction"/>
+    <w:bookmarkEnd w:id="37"/>
+    <w:bookmarkStart w:id="38" w:name="method-2---e.g.-sample-construction"/>
     <w:p>
       <w:pPr>
         <w:pStyle w:val="Heading3"/>
@@ -1938,8 +2107,8 @@
         <w:t xml:space="preserve">[Continue as needed]</w:t>
       </w:r>
     </w:p>
-    <w:bookmarkEnd w:id="37"/>
-    <w:bookmarkStart w:id="38" w:name="statistical-significance"/>
+    <w:bookmarkEnd w:id="38"/>
+    <w:bookmarkStart w:id="39" w:name="statistical-significance"/>
     <w:p>
       <w:pPr>
         <w:pStyle w:val="Heading3"/>
@@ -2070,9 +2239,9 @@
         </w:pict>
       </w:r>
     </w:p>
-    <w:bookmarkEnd w:id="38"/>
     <w:bookmarkEnd w:id="39"/>
-    <w:bookmarkStart w:id="40" w:name="citation"/>
+    <w:bookmarkEnd w:id="40"/>
+    <w:bookmarkStart w:id="41" w:name="citation"/>
     <w:p>
       <w:pPr>
         <w:pStyle w:val="Heading2"/>
@@ -2184,8 +2353,8 @@
         </w:pict>
       </w:r>
     </w:p>
-    <w:bookmarkEnd w:id="40"/>
-    <w:bookmarkStart w:id="41" w:name="contact-and-questions"/>
+    <w:bookmarkEnd w:id="41"/>
+    <w:bookmarkStart w:id="42" w:name="contact-and-questions"/>
     <w:p>
       <w:pPr>
         <w:pStyle w:val="Heading2"/>
@@ -2327,8 +2496,8 @@
         </w:pict>
       </w:r>
     </w:p>
-    <w:bookmarkEnd w:id="41"/>
-    <w:bookmarkStart w:id="42" w:name="document-information"/>
+    <w:bookmarkEnd w:id="42"/>
+    <w:bookmarkStart w:id="43" w:name="document-information"/>
     <w:p>
       <w:pPr>
         <w:pStyle w:val="Heading2"/>
@@ -2457,8 +2626,8 @@
         </w:pict>
       </w:r>
     </w:p>
-    <w:bookmarkEnd w:id="42"/>
-    <w:bookmarkStart w:id="46" w:name="appendix-technical-details-optional"/>
+    <w:bookmarkEnd w:id="43"/>
+    <w:bookmarkStart w:id="47" w:name="appendix-technical-details-optional"/>
     <w:p>
       <w:pPr>
         <w:pStyle w:val="Heading2"/>
@@ -2467,7 +2636,7 @@
         <w:t xml:space="preserve">Appendix: Technical Details (Optional)</w:t>
       </w:r>
     </w:p>
-    <w:bookmarkStart w:id="43" w:name="a.-extended-tables"/>
+    <w:bookmarkStart w:id="44" w:name="a.-extended-tables"/>
     <w:p>
       <w:pPr>
         <w:pStyle w:val="Heading3"/>
@@ -2484,8 +2653,8 @@
         <w:t xml:space="preserve">[Include detailed tables that are too long for main body]</w:t>
       </w:r>
     </w:p>
-    <w:bookmarkEnd w:id="43"/>
-    <w:bookmarkStart w:id="44" w:name="b.-supplementary-analyses"/>
+    <w:bookmarkEnd w:id="44"/>
+    <w:bookmarkStart w:id="45" w:name="b.-supplementary-analyses"/>
     <w:p>
       <w:pPr>
         <w:pStyle w:val="Heading3"/>
@@ -2502,8 +2671,8 @@
         <w:t xml:space="preserve">[Include secondary findings]</w:t>
       </w:r>
     </w:p>
-    <w:bookmarkEnd w:id="44"/>
-    <w:bookmarkStart w:id="45" w:name="c.-glossary"/>
+    <w:bookmarkEnd w:id="45"/>
+    <w:bookmarkStart w:id="46" w:name="c.-glossary"/>
     <w:p>
       <w:pPr>
         <w:pStyle w:val="Heading3"/>
@@ -2559,9 +2728,9 @@
         <w:t xml:space="preserve">END OF SUMMARY</w:t>
       </w:r>
     </w:p>
-    <w:bookmarkEnd w:id="45"/>
     <w:bookmarkEnd w:id="46"/>
     <w:bookmarkEnd w:id="47"/>
+    <w:bookmarkEnd w:id="48"/>
     <w:sectPr>
       <w:footnotePr>
         <w:numRestart w:val="eachSect"/>
